--- a/使用说明.docx
+++ b/使用说明.docx
@@ -1,11 +1,12 @@
 
 <file path=word/document.xml><?xml version="1.0" encoding="utf-8"?>
-<w:document xmlns:wpc="http://schemas.microsoft.com/office/word/2010/wordprocessingCanvas" xmlns:cx="http://schemas.microsoft.com/office/drawing/2014/chartex" xmlns:cx1="http://schemas.microsoft.com/office/drawing/2015/9/8/chartex" xmlns:mc="http://schemas.openxmlformats.org/markup-compatibility/2006" xmlns:o="urn:schemas-microsoft-com:office:office" xmlns:r="http://schemas.openxmlformats.org/officeDocument/2006/relationships" xmlns:m="http://schemas.openxmlformats.org/officeDocument/2006/math" xmlns:v="urn:schemas-microsoft-com:vml" xmlns:wp14="http://schemas.microsoft.com/office/word/2010/wordprocessingDrawing" xmlns:wp="http://schemas.openxmlformats.org/drawingml/2006/wordprocessingDrawing" xmlns:w10="urn:schemas-microsoft-com:office:word" xmlns:w="http://schemas.openxmlformats.org/wordprocessingml/2006/main" xmlns:w14="http://schemas.microsoft.com/office/word/2010/wordml" xmlns:w15="http://schemas.microsoft.com/office/word/2012/wordml" xmlns:w16se="http://schemas.microsoft.com/office/word/2015/wordml/symex" xmlns:wpg="http://schemas.microsoft.com/office/word/2010/wordprocessingGroup" xmlns:wpi="http://schemas.microsoft.com/office/word/2010/wordprocessingInk" xmlns:wne="http://schemas.microsoft.com/office/word/2006/wordml" xmlns:wps="http://schemas.microsoft.com/office/word/2010/wordprocessingShape" mc:Ignorable="w14 w15 w16se wp14">
+<w:document xmlns:wpc="http://schemas.microsoft.com/office/word/2010/wordprocessingCanvas" xmlns:cx="http://schemas.microsoft.com/office/drawing/2014/chartex" xmlns:cx1="http://schemas.microsoft.com/office/drawing/2015/9/8/chartex" xmlns:cx2="http://schemas.microsoft.com/office/drawing/2015/10/21/chartex" xmlns:cx3="http://schemas.microsoft.com/office/drawing/2016/5/9/chartex" xmlns:cx4="http://schemas.microsoft.com/office/drawing/2016/5/10/chartex" xmlns:cx5="http://schemas.microsoft.com/office/drawing/2016/5/11/chartex" xmlns:cx6="http://schemas.microsoft.com/office/drawing/2016/5/12/chartex" xmlns:cx7="http://schemas.microsoft.com/office/drawing/2016/5/13/chartex" xmlns:cx8="http://schemas.microsoft.com/office/drawing/2016/5/14/chartex" xmlns:mc="http://schemas.openxmlformats.org/markup-compatibility/2006" xmlns:aink="http://schemas.microsoft.com/office/drawing/2016/ink" xmlns:am3d="http://schemas.microsoft.com/office/drawing/2017/model3d" xmlns:o="urn:schemas-microsoft-com:office:office" xmlns:oel="http://schemas.microsoft.com/office/2019/extlst" xmlns:r="http://schemas.openxmlformats.org/officeDocument/2006/relationships" xmlns:m="http://schemas.openxmlformats.org/officeDocument/2006/math" xmlns:v="urn:schemas-microsoft-com:vml" xmlns:wp14="http://schemas.microsoft.com/office/word/2010/wordprocessingDrawing" xmlns:wp="http://schemas.openxmlformats.org/drawingml/2006/wordprocessingDrawing" xmlns:w10="urn:schemas-microsoft-com:office:word" xmlns:w="http://schemas.openxmlformats.org/wordprocessingml/2006/main" xmlns:w14="http://schemas.microsoft.com/office/word/2010/wordml" xmlns:w15="http://schemas.microsoft.com/office/word/2012/wordml" xmlns:w16cex="http://schemas.microsoft.com/office/word/2018/wordml/cex" xmlns:w16cid="http://schemas.microsoft.com/office/word/2016/wordml/cid" xmlns:w16="http://schemas.microsoft.com/office/word/2018/wordml" xmlns:w16du="http://schemas.microsoft.com/office/word/2023/wordml/word16du" xmlns:w16sdtdh="http://schemas.microsoft.com/office/word/2020/wordml/sdtdatahash" xmlns:w16sdtfl="http://schemas.microsoft.com/office/word/2024/wordml/sdtformatlock" xmlns:w16se="http://schemas.microsoft.com/office/word/2015/wordml/symex" xmlns:wpg="http://schemas.microsoft.com/office/word/2010/wordprocessingGroup" xmlns:wpi="http://schemas.microsoft.com/office/word/2010/wordprocessingInk" xmlns:wne="http://schemas.microsoft.com/office/word/2006/wordml" xmlns:wps="http://schemas.microsoft.com/office/word/2010/wordprocessingShape" mc:Ignorable="w14 w15 w16se w16cid w16 w16cex w16sdtdh w16sdtfl w16du wp14">
   <w:body>
     <w:p>
       <w:pPr>
         <w:pStyle w:val="1"/>
         <w:rPr>
+          <w:rFonts w:hint="eastAsia"/>
           <w:sz w:val="28"/>
           <w:szCs w:val="28"/>
         </w:rPr>
@@ -173,12 +174,7 @@
     <w:p>
       <w:pPr>
         <w:ind w:firstLineChars="200" w:firstLine="480"/>
-        <w:rPr>
-          <w:rFonts w:hint="eastAsia"/>
-        </w:rPr>
-      </w:pPr>
-      <w:bookmarkStart w:id="0" w:name="_GoBack"/>
-      <w:bookmarkEnd w:id="0"/>
+      </w:pPr>
       <w:r>
         <w:rPr>
           <w:rFonts w:hint="eastAsia"/>
@@ -186,7 +182,7 @@
         </w:rPr>
         <w:lastRenderedPageBreak/>
         <w:drawing>
-          <wp:inline distT="0" distB="0" distL="0" distR="0">
+          <wp:inline distT="0" distB="0" distL="0" distR="0" wp14:anchorId="7CEFF11F" wp14:editId="58A4C3A1">
             <wp:extent cx="5272405" cy="3457575"/>
             <wp:effectExtent l="0" t="0" r="4445" b="9525"/>
             <wp:docPr id="3" name="图片 3"/>
@@ -240,6 +236,7 @@
         <w:pStyle w:val="2"/>
         <w:spacing w:before="0" w:after="0"/>
         <w:rPr>
+          <w:rFonts w:hint="eastAsia"/>
           <w:sz w:val="24"/>
           <w:szCs w:val="24"/>
         </w:rPr>
@@ -316,6 +313,7 @@
         <w:pStyle w:val="3"/>
         <w:spacing w:before="0" w:after="0"/>
         <w:rPr>
+          <w:rFonts w:hint="eastAsia"/>
           <w:sz w:val="24"/>
           <w:szCs w:val="24"/>
         </w:rPr>
@@ -361,7 +359,7 @@
           <w:noProof/>
         </w:rPr>
         <w:drawing>
-          <wp:inline distT="0" distB="0" distL="0" distR="0">
+          <wp:inline distT="0" distB="0" distL="0" distR="0" wp14:anchorId="1B06549A" wp14:editId="5CE8523D">
             <wp:extent cx="1369060" cy="903605"/>
             <wp:effectExtent l="0" t="0" r="2540" b="0"/>
             <wp:docPr id="5" name="图片 5"/>
@@ -773,6 +771,7 @@
         <w:pStyle w:val="3"/>
         <w:spacing w:before="0" w:after="0"/>
         <w:rPr>
+          <w:rFonts w:hint="eastAsia"/>
           <w:sz w:val="24"/>
           <w:szCs w:val="24"/>
         </w:rPr>
@@ -1203,11 +1202,12 @@
         <w:pStyle w:val="3"/>
         <w:spacing w:before="0" w:after="0"/>
         <w:rPr>
+          <w:rFonts w:hint="eastAsia"/>
           <w:sz w:val="24"/>
           <w:szCs w:val="24"/>
         </w:rPr>
       </w:pPr>
-      <w:bookmarkStart w:id="1" w:name="_Ref197336477"/>
+      <w:bookmarkStart w:id="0" w:name="_Ref197336477"/>
       <w:r>
         <w:rPr>
           <w:rFonts w:hint="eastAsia"/>
@@ -1216,7 +1216,7 @@
         </w:rPr>
         <w:t>冷却时间</w:t>
       </w:r>
-      <w:bookmarkEnd w:id="1"/>
+      <w:bookmarkEnd w:id="0"/>
     </w:p>
     <w:p>
       <w:pPr>
@@ -1424,6 +1424,7 @@
         <w:pStyle w:val="3"/>
         <w:spacing w:before="0" w:after="0"/>
         <w:rPr>
+          <w:rFonts w:hint="eastAsia"/>
           <w:sz w:val="24"/>
           <w:szCs w:val="24"/>
         </w:rPr>
@@ -1594,7 +1595,7 @@
           <w:noProof/>
         </w:rPr>
         <w:drawing>
-          <wp:inline distT="0" distB="0" distL="0" distR="0">
+          <wp:inline distT="0" distB="0" distL="0" distR="0" wp14:anchorId="57A7D423" wp14:editId="5C8224B8">
             <wp:extent cx="4965253" cy="1044341"/>
             <wp:effectExtent l="19050" t="19050" r="26035" b="22860"/>
             <wp:docPr id="11" name="图片 11"/>
@@ -1744,11 +1745,12 @@
         <w:pStyle w:val="3"/>
         <w:spacing w:before="0" w:after="0"/>
         <w:rPr>
+          <w:rFonts w:hint="eastAsia"/>
           <w:sz w:val="24"/>
           <w:szCs w:val="24"/>
         </w:rPr>
       </w:pPr>
-      <w:bookmarkStart w:id="2" w:name="_Ref212025287"/>
+      <w:bookmarkStart w:id="1" w:name="_Ref212025287"/>
       <w:r>
         <w:rPr>
           <w:rFonts w:hint="eastAsia"/>
@@ -1757,7 +1759,7 @@
         </w:rPr>
         <w:t>测试失败重试</w:t>
       </w:r>
-      <w:bookmarkEnd w:id="2"/>
+      <w:bookmarkEnd w:id="1"/>
     </w:p>
     <w:p>
       <w:pPr>
@@ -1858,7 +1860,7 @@
           <w:noProof/>
         </w:rPr>
         <w:drawing>
-          <wp:inline distT="0" distB="0" distL="0" distR="0">
+          <wp:inline distT="0" distB="0" distL="0" distR="0" wp14:anchorId="07C7972A" wp14:editId="68BDE91C">
             <wp:extent cx="5274310" cy="1937385"/>
             <wp:effectExtent l="19050" t="19050" r="21590" b="24765"/>
             <wp:docPr id="13" name="图片 13"/>
@@ -1914,11 +1916,12 @@
         <w:pStyle w:val="3"/>
         <w:spacing w:before="0" w:after="0"/>
         <w:rPr>
+          <w:rFonts w:hint="eastAsia"/>
           <w:sz w:val="24"/>
           <w:szCs w:val="24"/>
         </w:rPr>
       </w:pPr>
-      <w:bookmarkStart w:id="3" w:name="_Ref212025248"/>
+      <w:bookmarkStart w:id="2" w:name="_Ref212025248"/>
       <w:r>
         <w:rPr>
           <w:rFonts w:hint="eastAsia"/>
@@ -1927,7 +1930,7 @@
         </w:rPr>
         <w:t>产品编码信息</w:t>
       </w:r>
-      <w:bookmarkEnd w:id="3"/>
+      <w:bookmarkEnd w:id="2"/>
     </w:p>
     <w:p>
       <w:pPr>
@@ -2063,11 +2066,12 @@
       <w:pPr>
         <w:pStyle w:val="1"/>
         <w:rPr>
+          <w:rFonts w:hint="eastAsia"/>
           <w:sz w:val="28"/>
           <w:szCs w:val="28"/>
         </w:rPr>
       </w:pPr>
-      <w:bookmarkStart w:id="4" w:name="_Ref212019397"/>
+      <w:bookmarkStart w:id="3" w:name="_Ref212019397"/>
       <w:r>
         <w:rPr>
           <w:rFonts w:hint="eastAsia"/>
@@ -2076,7 +2080,7 @@
         </w:rPr>
         <w:t>配置文件</w:t>
       </w:r>
-      <w:bookmarkEnd w:id="4"/>
+      <w:bookmarkEnd w:id="3"/>
     </w:p>
     <w:p>
       <w:pPr>
@@ -2761,6 +2765,7 @@
       <w:pPr>
         <w:pStyle w:val="1"/>
         <w:rPr>
+          <w:rFonts w:hint="eastAsia"/>
           <w:sz w:val="28"/>
           <w:szCs w:val="28"/>
         </w:rPr>
@@ -2780,6 +2785,7 @@
         <w:pStyle w:val="2"/>
         <w:spacing w:before="0" w:after="0"/>
         <w:rPr>
+          <w:rFonts w:hint="eastAsia"/>
           <w:sz w:val="24"/>
           <w:szCs w:val="24"/>
         </w:rPr>
@@ -2797,6 +2803,7 @@
         <w:pStyle w:val="3"/>
         <w:spacing w:before="0" w:after="0"/>
         <w:rPr>
+          <w:rFonts w:hint="eastAsia"/>
           <w:sz w:val="24"/>
           <w:szCs w:val="24"/>
         </w:rPr>
@@ -2831,6 +2838,7 @@
         <w:pStyle w:val="3"/>
         <w:spacing w:before="0" w:after="0"/>
         <w:rPr>
+          <w:rFonts w:hint="eastAsia"/>
           <w:sz w:val="24"/>
           <w:szCs w:val="24"/>
         </w:rPr>
@@ -2922,6 +2930,7 @@
         <w:pStyle w:val="3"/>
         <w:spacing w:before="0" w:after="0"/>
         <w:rPr>
+          <w:rFonts w:hint="eastAsia"/>
           <w:sz w:val="24"/>
           <w:szCs w:val="24"/>
         </w:rPr>
@@ -2980,6 +2989,7 @@
         <w:pStyle w:val="2"/>
         <w:spacing w:before="0" w:after="0"/>
         <w:rPr>
+          <w:rFonts w:hint="eastAsia"/>
           <w:sz w:val="24"/>
           <w:szCs w:val="24"/>
         </w:rPr>
@@ -3008,6 +3018,7 @@
         <w:pStyle w:val="3"/>
         <w:spacing w:before="0" w:after="0"/>
         <w:rPr>
+          <w:rFonts w:hint="eastAsia"/>
           <w:sz w:val="24"/>
           <w:szCs w:val="24"/>
         </w:rPr>
@@ -3073,6 +3084,7 @@
         <w:pStyle w:val="3"/>
         <w:spacing w:before="0" w:after="0"/>
         <w:rPr>
+          <w:rFonts w:hint="eastAsia"/>
           <w:sz w:val="24"/>
           <w:szCs w:val="24"/>
         </w:rPr>
@@ -3123,6 +3135,7 @@
         <w:pStyle w:val="2"/>
         <w:spacing w:before="0" w:after="0"/>
         <w:rPr>
+          <w:rFonts w:hint="eastAsia"/>
           <w:sz w:val="24"/>
           <w:szCs w:val="24"/>
         </w:rPr>
@@ -3147,6 +3160,7 @@
         <w:pStyle w:val="3"/>
         <w:spacing w:before="0" w:after="0"/>
         <w:rPr>
+          <w:rFonts w:hint="eastAsia"/>
           <w:sz w:val="24"/>
           <w:szCs w:val="24"/>
         </w:rPr>
@@ -3325,6 +3339,7 @@
         <w:pStyle w:val="3"/>
         <w:spacing w:before="0" w:after="0"/>
         <w:rPr>
+          <w:rFonts w:hint="eastAsia"/>
           <w:sz w:val="24"/>
           <w:szCs w:val="24"/>
         </w:rPr>
@@ -3375,6 +3390,7 @@
         <w:pStyle w:val="2"/>
         <w:spacing w:before="0" w:after="0"/>
         <w:rPr>
+          <w:rFonts w:hint="eastAsia"/>
           <w:sz w:val="24"/>
           <w:szCs w:val="24"/>
         </w:rPr>
@@ -3392,6 +3408,7 @@
         <w:pStyle w:val="3"/>
         <w:spacing w:before="0" w:after="0"/>
         <w:rPr>
+          <w:rFonts w:hint="eastAsia"/>
           <w:sz w:val="24"/>
           <w:szCs w:val="24"/>
         </w:rPr>
@@ -3513,6 +3530,7 @@
         <w:pStyle w:val="3"/>
         <w:spacing w:before="0" w:after="0"/>
         <w:rPr>
+          <w:rFonts w:hint="eastAsia"/>
           <w:sz w:val="24"/>
           <w:szCs w:val="24"/>
         </w:rPr>
@@ -3591,6 +3609,7 @@
         <w:pStyle w:val="2"/>
         <w:spacing w:before="0" w:after="0"/>
         <w:rPr>
+          <w:rFonts w:hint="eastAsia"/>
           <w:sz w:val="24"/>
           <w:szCs w:val="24"/>
         </w:rPr>
@@ -3623,6 +3642,7 @@
         <w:pStyle w:val="3"/>
         <w:spacing w:before="0" w:after="0"/>
         <w:rPr>
+          <w:rFonts w:hint="eastAsia"/>
           <w:sz w:val="24"/>
           <w:szCs w:val="24"/>
         </w:rPr>
@@ -4026,6 +4046,7 @@
         <w:pStyle w:val="3"/>
         <w:spacing w:before="0" w:after="0"/>
         <w:rPr>
+          <w:rFonts w:hint="eastAsia"/>
           <w:sz w:val="24"/>
           <w:szCs w:val="24"/>
         </w:rPr>
@@ -4060,6 +4081,7 @@
         <w:pStyle w:val="2"/>
         <w:spacing w:before="0" w:after="0"/>
         <w:rPr>
+          <w:rFonts w:hint="eastAsia"/>
           <w:sz w:val="24"/>
           <w:szCs w:val="24"/>
         </w:rPr>
@@ -4092,6 +4114,7 @@
         <w:pStyle w:val="3"/>
         <w:spacing w:before="0" w:after="0"/>
         <w:rPr>
+          <w:rFonts w:hint="eastAsia"/>
           <w:sz w:val="24"/>
           <w:szCs w:val="24"/>
         </w:rPr>
@@ -4215,6 +4238,7 @@
         <w:pStyle w:val="3"/>
         <w:spacing w:before="0" w:after="0"/>
         <w:rPr>
+          <w:rFonts w:hint="eastAsia"/>
           <w:sz w:val="24"/>
           <w:szCs w:val="24"/>
         </w:rPr>
@@ -4249,6 +4273,7 @@
         <w:pStyle w:val="2"/>
         <w:spacing w:before="0" w:after="0"/>
         <w:rPr>
+          <w:rFonts w:hint="eastAsia"/>
           <w:sz w:val="24"/>
           <w:szCs w:val="24"/>
         </w:rPr>
@@ -4436,6 +4461,7 @@
         <w:pStyle w:val="2"/>
         <w:spacing w:before="0" w:after="0"/>
         <w:rPr>
+          <w:rFonts w:hint="eastAsia"/>
           <w:sz w:val="24"/>
           <w:szCs w:val="24"/>
         </w:rPr>
@@ -4473,6 +4499,69 @@
         </w:rPr>
         <w:t>接口单位来打印曝光参数。</w:t>
       </w:r>
+    </w:p>
+    <w:p>
+      <w:pPr>
+        <w:pStyle w:val="2"/>
+        <w:spacing w:before="0" w:after="0"/>
+        <w:rPr>
+          <w:rFonts w:hint="eastAsia"/>
+          <w:sz w:val="24"/>
+          <w:szCs w:val="24"/>
+        </w:rPr>
+      </w:pPr>
+      <w:r>
+        <w:rPr>
+          <w:sz w:val="24"/>
+          <w:szCs w:val="24"/>
+        </w:rPr>
+        <w:t>v4.0</w:t>
+      </w:r>
+      <w:r>
+        <w:rPr>
+          <w:rFonts w:hint="eastAsia"/>
+          <w:sz w:val="24"/>
+          <w:szCs w:val="24"/>
+        </w:rPr>
+        <w:t>2</w:t>
+      </w:r>
+    </w:p>
+    <w:p>
+      <w:pPr>
+        <w:ind w:firstLineChars="200" w:firstLine="480"/>
+      </w:pPr>
+      <w:r>
+        <w:rPr>
+          <w:rFonts w:hint="eastAsia"/>
+        </w:rPr>
+        <w:t>应用内部禁用代理，不再受运行系统中</w:t>
+      </w:r>
+      <w:r>
+        <w:rPr>
+          <w:rFonts w:hint="eastAsia"/>
+        </w:rPr>
+        <w:t>VPN</w:t>
+      </w:r>
+      <w:r>
+        <w:rPr>
+          <w:rFonts w:hint="eastAsia"/>
+        </w:rPr>
+        <w:t>的影响</w:t>
+      </w:r>
+      <w:r>
+        <w:rPr>
+          <w:rFonts w:hint="eastAsia"/>
+        </w:rPr>
+        <w:t>。</w:t>
+      </w:r>
+    </w:p>
+    <w:p>
+      <w:pPr>
+        <w:ind w:firstLineChars="200" w:firstLine="480"/>
+        <w:rPr>
+          <w:rFonts w:hint="eastAsia"/>
+        </w:rPr>
+      </w:pPr>
     </w:p>
     <w:sectPr>
       <w:pgSz w:w="11906" w:h="16838"/>
@@ -4485,7 +4574,7 @@
 </file>
 
 <file path=word/endnotes.xml><?xml version="1.0" encoding="utf-8"?>
-<w:endnotes xmlns:wpc="http://schemas.microsoft.com/office/word/2010/wordprocessingCanvas" xmlns:cx="http://schemas.microsoft.com/office/drawing/2014/chartex" xmlns:cx1="http://schemas.microsoft.com/office/drawing/2015/9/8/chartex" xmlns:mc="http://schemas.openxmlformats.org/markup-compatibility/2006" xmlns:o="urn:schemas-microsoft-com:office:office" xmlns:r="http://schemas.openxmlformats.org/officeDocument/2006/relationships" xmlns:m="http://schemas.openxmlformats.org/officeDocument/2006/math" xmlns:v="urn:schemas-microsoft-com:vml" xmlns:wp14="http://schemas.microsoft.com/office/word/2010/wordprocessingDrawing" xmlns:wp="http://schemas.openxmlformats.org/drawingml/2006/wordprocessingDrawing" xmlns:w10="urn:schemas-microsoft-com:office:word" xmlns:w="http://schemas.openxmlformats.org/wordprocessingml/2006/main" xmlns:w14="http://schemas.microsoft.com/office/word/2010/wordml" xmlns:w15="http://schemas.microsoft.com/office/word/2012/wordml" xmlns:w16se="http://schemas.microsoft.com/office/word/2015/wordml/symex" xmlns:wpg="http://schemas.microsoft.com/office/word/2010/wordprocessingGroup" xmlns:wpi="http://schemas.microsoft.com/office/word/2010/wordprocessingInk" xmlns:wne="http://schemas.microsoft.com/office/word/2006/wordml" xmlns:wps="http://schemas.microsoft.com/office/word/2010/wordprocessingShape" mc:Ignorable="w14 w15 w16se wp14">
+<w:endnotes xmlns:wpc="http://schemas.microsoft.com/office/word/2010/wordprocessingCanvas" xmlns:cx="http://schemas.microsoft.com/office/drawing/2014/chartex" xmlns:cx1="http://schemas.microsoft.com/office/drawing/2015/9/8/chartex" xmlns:cx2="http://schemas.microsoft.com/office/drawing/2015/10/21/chartex" xmlns:cx3="http://schemas.microsoft.com/office/drawing/2016/5/9/chartex" xmlns:cx4="http://schemas.microsoft.com/office/drawing/2016/5/10/chartex" xmlns:cx5="http://schemas.microsoft.com/office/drawing/2016/5/11/chartex" xmlns:cx6="http://schemas.microsoft.com/office/drawing/2016/5/12/chartex" xmlns:cx7="http://schemas.microsoft.com/office/drawing/2016/5/13/chartex" xmlns:cx8="http://schemas.microsoft.com/office/drawing/2016/5/14/chartex" xmlns:mc="http://schemas.openxmlformats.org/markup-compatibility/2006" xmlns:aink="http://schemas.microsoft.com/office/drawing/2016/ink" xmlns:am3d="http://schemas.microsoft.com/office/drawing/2017/model3d" xmlns:o="urn:schemas-microsoft-com:office:office" xmlns:oel="http://schemas.microsoft.com/office/2019/extlst" xmlns:r="http://schemas.openxmlformats.org/officeDocument/2006/relationships" xmlns:m="http://schemas.openxmlformats.org/officeDocument/2006/math" xmlns:v="urn:schemas-microsoft-com:vml" xmlns:wp14="http://schemas.microsoft.com/office/word/2010/wordprocessingDrawing" xmlns:wp="http://schemas.openxmlformats.org/drawingml/2006/wordprocessingDrawing" xmlns:w10="urn:schemas-microsoft-com:office:word" xmlns:w="http://schemas.openxmlformats.org/wordprocessingml/2006/main" xmlns:w14="http://schemas.microsoft.com/office/word/2010/wordml" xmlns:w15="http://schemas.microsoft.com/office/word/2012/wordml" xmlns:w16cex="http://schemas.microsoft.com/office/word/2018/wordml/cex" xmlns:w16cid="http://schemas.microsoft.com/office/word/2016/wordml/cid" xmlns:w16="http://schemas.microsoft.com/office/word/2018/wordml" xmlns:w16du="http://schemas.microsoft.com/office/word/2023/wordml/word16du" xmlns:w16sdtdh="http://schemas.microsoft.com/office/word/2020/wordml/sdtdatahash" xmlns:w16sdtfl="http://schemas.microsoft.com/office/word/2024/wordml/sdtformatlock" xmlns:w16se="http://schemas.microsoft.com/office/word/2015/wordml/symex" xmlns:wpg="http://schemas.microsoft.com/office/word/2010/wordprocessingGroup" xmlns:wpi="http://schemas.microsoft.com/office/word/2010/wordprocessingInk" xmlns:wne="http://schemas.microsoft.com/office/word/2006/wordml" xmlns:wps="http://schemas.microsoft.com/office/word/2010/wordprocessingShape" mc:Ignorable="w14 w15 w16se w16cid w16 w16cex w16sdtdh w16sdtfl w16du wp14">
   <w:endnote w:type="separator" w:id="-1">
     <w:p>
       <w:pPr>
@@ -4510,7 +4599,7 @@
 </file>
 
 <file path=word/footnotes.xml><?xml version="1.0" encoding="utf-8"?>
-<w:footnotes xmlns:wpc="http://schemas.microsoft.com/office/word/2010/wordprocessingCanvas" xmlns:cx="http://schemas.microsoft.com/office/drawing/2014/chartex" xmlns:cx1="http://schemas.microsoft.com/office/drawing/2015/9/8/chartex" xmlns:mc="http://schemas.openxmlformats.org/markup-compatibility/2006" xmlns:o="urn:schemas-microsoft-com:office:office" xmlns:r="http://schemas.openxmlformats.org/officeDocument/2006/relationships" xmlns:m="http://schemas.openxmlformats.org/officeDocument/2006/math" xmlns:v="urn:schemas-microsoft-com:vml" xmlns:wp14="http://schemas.microsoft.com/office/word/2010/wordprocessingDrawing" xmlns:wp="http://schemas.openxmlformats.org/drawingml/2006/wordprocessingDrawing" xmlns:w10="urn:schemas-microsoft-com:office:word" xmlns:w="http://schemas.openxmlformats.org/wordprocessingml/2006/main" xmlns:w14="http://schemas.microsoft.com/office/word/2010/wordml" xmlns:w15="http://schemas.microsoft.com/office/word/2012/wordml" xmlns:w16se="http://schemas.microsoft.com/office/word/2015/wordml/symex" xmlns:wpg="http://schemas.microsoft.com/office/word/2010/wordprocessingGroup" xmlns:wpi="http://schemas.microsoft.com/office/word/2010/wordprocessingInk" xmlns:wne="http://schemas.microsoft.com/office/word/2006/wordml" xmlns:wps="http://schemas.microsoft.com/office/word/2010/wordprocessingShape" mc:Ignorable="w14 w15 w16se wp14">
+<w:footnotes xmlns:wpc="http://schemas.microsoft.com/office/word/2010/wordprocessingCanvas" xmlns:cx="http://schemas.microsoft.com/office/drawing/2014/chartex" xmlns:cx1="http://schemas.microsoft.com/office/drawing/2015/9/8/chartex" xmlns:cx2="http://schemas.microsoft.com/office/drawing/2015/10/21/chartex" xmlns:cx3="http://schemas.microsoft.com/office/drawing/2016/5/9/chartex" xmlns:cx4="http://schemas.microsoft.com/office/drawing/2016/5/10/chartex" xmlns:cx5="http://schemas.microsoft.com/office/drawing/2016/5/11/chartex" xmlns:cx6="http://schemas.microsoft.com/office/drawing/2016/5/12/chartex" xmlns:cx7="http://schemas.microsoft.com/office/drawing/2016/5/13/chartex" xmlns:cx8="http://schemas.microsoft.com/office/drawing/2016/5/14/chartex" xmlns:mc="http://schemas.openxmlformats.org/markup-compatibility/2006" xmlns:aink="http://schemas.microsoft.com/office/drawing/2016/ink" xmlns:am3d="http://schemas.microsoft.com/office/drawing/2017/model3d" xmlns:o="urn:schemas-microsoft-com:office:office" xmlns:oel="http://schemas.microsoft.com/office/2019/extlst" xmlns:r="http://schemas.openxmlformats.org/officeDocument/2006/relationships" xmlns:m="http://schemas.openxmlformats.org/officeDocument/2006/math" xmlns:v="urn:schemas-microsoft-com:vml" xmlns:wp14="http://schemas.microsoft.com/office/word/2010/wordprocessingDrawing" xmlns:wp="http://schemas.openxmlformats.org/drawingml/2006/wordprocessingDrawing" xmlns:w10="urn:schemas-microsoft-com:office:word" xmlns:w="http://schemas.openxmlformats.org/wordprocessingml/2006/main" xmlns:w14="http://schemas.microsoft.com/office/word/2010/wordml" xmlns:w15="http://schemas.microsoft.com/office/word/2012/wordml" xmlns:w16cex="http://schemas.microsoft.com/office/word/2018/wordml/cex" xmlns:w16cid="http://schemas.microsoft.com/office/word/2016/wordml/cid" xmlns:w16="http://schemas.microsoft.com/office/word/2018/wordml" xmlns:w16du="http://schemas.microsoft.com/office/word/2023/wordml/word16du" xmlns:w16sdtdh="http://schemas.microsoft.com/office/word/2020/wordml/sdtdatahash" xmlns:w16sdtfl="http://schemas.microsoft.com/office/word/2024/wordml/sdtformatlock" xmlns:w16se="http://schemas.microsoft.com/office/word/2015/wordml/symex" xmlns:wpg="http://schemas.microsoft.com/office/word/2010/wordprocessingGroup" xmlns:wpi="http://schemas.microsoft.com/office/word/2010/wordprocessingInk" xmlns:wne="http://schemas.microsoft.com/office/word/2006/wordml" xmlns:wps="http://schemas.microsoft.com/office/word/2010/wordprocessingShape" mc:Ignorable="w14 w15 w16se w16cid w16 w16cex w16sdtdh w16sdtfl w16du wp14">
   <w:footnote w:type="separator" w:id="-1">
     <w:p>
       <w:pPr>
@@ -4535,7 +4624,7 @@
 </file>
 
 <file path=word/numbering.xml><?xml version="1.0" encoding="utf-8"?>
-<w:numbering xmlns:wpc="http://schemas.microsoft.com/office/word/2010/wordprocessingCanvas" xmlns:cx="http://schemas.microsoft.com/office/drawing/2014/chartex" xmlns:cx1="http://schemas.microsoft.com/office/drawing/2015/9/8/chartex" xmlns:mc="http://schemas.openxmlformats.org/markup-compatibility/2006" xmlns:o="urn:schemas-microsoft-com:office:office" xmlns:r="http://schemas.openxmlformats.org/officeDocument/2006/relationships" xmlns:m="http://schemas.openxmlformats.org/officeDocument/2006/math" xmlns:v="urn:schemas-microsoft-com:vml" xmlns:wp14="http://schemas.microsoft.com/office/word/2010/wordprocessingDrawing" xmlns:wp="http://schemas.openxmlformats.org/drawingml/2006/wordprocessingDrawing" xmlns:w10="urn:schemas-microsoft-com:office:word" xmlns:w="http://schemas.openxmlformats.org/wordprocessingml/2006/main" xmlns:w14="http://schemas.microsoft.com/office/word/2010/wordml" xmlns:w15="http://schemas.microsoft.com/office/word/2012/wordml" xmlns:w16se="http://schemas.microsoft.com/office/word/2015/wordml/symex" xmlns:wpg="http://schemas.microsoft.com/office/word/2010/wordprocessingGroup" xmlns:wpi="http://schemas.microsoft.com/office/word/2010/wordprocessingInk" xmlns:wne="http://schemas.microsoft.com/office/word/2006/wordml" xmlns:wps="http://schemas.microsoft.com/office/word/2010/wordprocessingShape" mc:Ignorable="w14 w15 w16se wp14">
+<w:numbering xmlns:wpc="http://schemas.microsoft.com/office/word/2010/wordprocessingCanvas" xmlns:cx="http://schemas.microsoft.com/office/drawing/2014/chartex" xmlns:cx1="http://schemas.microsoft.com/office/drawing/2015/9/8/chartex" xmlns:cx2="http://schemas.microsoft.com/office/drawing/2015/10/21/chartex" xmlns:cx3="http://schemas.microsoft.com/office/drawing/2016/5/9/chartex" xmlns:cx4="http://schemas.microsoft.com/office/drawing/2016/5/10/chartex" xmlns:cx5="http://schemas.microsoft.com/office/drawing/2016/5/11/chartex" xmlns:cx6="http://schemas.microsoft.com/office/drawing/2016/5/12/chartex" xmlns:cx7="http://schemas.microsoft.com/office/drawing/2016/5/13/chartex" xmlns:cx8="http://schemas.microsoft.com/office/drawing/2016/5/14/chartex" xmlns:mc="http://schemas.openxmlformats.org/markup-compatibility/2006" xmlns:aink="http://schemas.microsoft.com/office/drawing/2016/ink" xmlns:am3d="http://schemas.microsoft.com/office/drawing/2017/model3d" xmlns:o="urn:schemas-microsoft-com:office:office" xmlns:oel="http://schemas.microsoft.com/office/2019/extlst" xmlns:r="http://schemas.openxmlformats.org/officeDocument/2006/relationships" xmlns:m="http://schemas.openxmlformats.org/officeDocument/2006/math" xmlns:v="urn:schemas-microsoft-com:vml" xmlns:wp14="http://schemas.microsoft.com/office/word/2010/wordprocessingDrawing" xmlns:wp="http://schemas.openxmlformats.org/drawingml/2006/wordprocessingDrawing" xmlns:w10="urn:schemas-microsoft-com:office:word" xmlns:w="http://schemas.openxmlformats.org/wordprocessingml/2006/main" xmlns:w14="http://schemas.microsoft.com/office/word/2010/wordml" xmlns:w15="http://schemas.microsoft.com/office/word/2012/wordml" xmlns:w16cex="http://schemas.microsoft.com/office/word/2018/wordml/cex" xmlns:w16cid="http://schemas.microsoft.com/office/word/2016/wordml/cid" xmlns:w16="http://schemas.microsoft.com/office/word/2018/wordml" xmlns:w16du="http://schemas.microsoft.com/office/word/2023/wordml/word16du" xmlns:w16sdtdh="http://schemas.microsoft.com/office/word/2020/wordml/sdtdatahash" xmlns:w16sdtfl="http://schemas.microsoft.com/office/word/2024/wordml/sdtformatlock" xmlns:w16se="http://schemas.microsoft.com/office/word/2015/wordml/symex" xmlns:wpg="http://schemas.microsoft.com/office/word/2010/wordprocessingGroup" xmlns:wpi="http://schemas.microsoft.com/office/word/2010/wordprocessingInk" xmlns:wne="http://schemas.microsoft.com/office/word/2006/wordml" xmlns:wps="http://schemas.microsoft.com/office/word/2010/wordprocessingShape" mc:Ignorable="w14 w15 w16se w16cid w16 w16cex w16sdtdh w16sdtfl w16du wp14">
   <w:abstractNum w:abstractNumId="0" w15:restartNumberingAfterBreak="0">
     <w:nsid w:val="003651B8"/>
     <w:multiLevelType w:val="hybridMultilevel"/>
@@ -6784,73 +6873,73 @@
       </w:pPr>
     </w:lvl>
   </w:abstractNum>
-  <w:num w:numId="1">
+  <w:num w:numId="1" w16cid:durableId="1277562117">
     <w:abstractNumId w:val="1"/>
   </w:num>
-  <w:num w:numId="2">
+  <w:num w:numId="2" w16cid:durableId="1764915424">
     <w:abstractNumId w:val="9"/>
   </w:num>
-  <w:num w:numId="3">
+  <w:num w:numId="3" w16cid:durableId="2142336582">
     <w:abstractNumId w:val="17"/>
   </w:num>
-  <w:num w:numId="4">
+  <w:num w:numId="4" w16cid:durableId="1222717077">
     <w:abstractNumId w:val="13"/>
   </w:num>
-  <w:num w:numId="5">
+  <w:num w:numId="5" w16cid:durableId="1960066237">
     <w:abstractNumId w:val="21"/>
   </w:num>
-  <w:num w:numId="6">
+  <w:num w:numId="6" w16cid:durableId="341472336">
     <w:abstractNumId w:val="12"/>
   </w:num>
-  <w:num w:numId="7">
+  <w:num w:numId="7" w16cid:durableId="1961177968">
     <w:abstractNumId w:val="14"/>
   </w:num>
-  <w:num w:numId="8">
+  <w:num w:numId="8" w16cid:durableId="198781998">
     <w:abstractNumId w:val="11"/>
   </w:num>
-  <w:num w:numId="9">
+  <w:num w:numId="9" w16cid:durableId="470826656">
     <w:abstractNumId w:val="4"/>
   </w:num>
-  <w:num w:numId="10">
+  <w:num w:numId="10" w16cid:durableId="787502874">
     <w:abstractNumId w:val="22"/>
   </w:num>
-  <w:num w:numId="11">
+  <w:num w:numId="11" w16cid:durableId="1505123087">
     <w:abstractNumId w:val="0"/>
   </w:num>
-  <w:num w:numId="12">
+  <w:num w:numId="12" w16cid:durableId="1258907553">
     <w:abstractNumId w:val="2"/>
   </w:num>
-  <w:num w:numId="13">
+  <w:num w:numId="13" w16cid:durableId="1697468116">
     <w:abstractNumId w:val="8"/>
   </w:num>
-  <w:num w:numId="14">
+  <w:num w:numId="14" w16cid:durableId="955677851">
     <w:abstractNumId w:val="18"/>
   </w:num>
-  <w:num w:numId="15">
+  <w:num w:numId="15" w16cid:durableId="1412922156">
     <w:abstractNumId w:val="3"/>
   </w:num>
-  <w:num w:numId="16">
+  <w:num w:numId="16" w16cid:durableId="438793139">
     <w:abstractNumId w:val="7"/>
   </w:num>
-  <w:num w:numId="17">
+  <w:num w:numId="17" w16cid:durableId="83764959">
     <w:abstractNumId w:val="10"/>
   </w:num>
-  <w:num w:numId="18">
+  <w:num w:numId="18" w16cid:durableId="1145243990">
     <w:abstractNumId w:val="19"/>
   </w:num>
-  <w:num w:numId="19">
+  <w:num w:numId="19" w16cid:durableId="75984223">
     <w:abstractNumId w:val="15"/>
   </w:num>
-  <w:num w:numId="20">
+  <w:num w:numId="20" w16cid:durableId="2120680685">
     <w:abstractNumId w:val="16"/>
   </w:num>
-  <w:num w:numId="21">
+  <w:num w:numId="21" w16cid:durableId="963586439">
     <w:abstractNumId w:val="20"/>
   </w:num>
-  <w:num w:numId="22">
+  <w:num w:numId="22" w16cid:durableId="1415929371">
     <w:abstractNumId w:val="5"/>
   </w:num>
-  <w:num w:numId="23">
+  <w:num w:numId="23" w16cid:durableId="50469241">
     <w:abstractNumId w:val="6"/>
   </w:num>
   <w:numIdMacAtCleanup w:val="22"/>
@@ -6858,7 +6947,7 @@
 </file>
 
 <file path=word/styles.xml><?xml version="1.0" encoding="utf-8"?>
-<w:styles xmlns:mc="http://schemas.openxmlformats.org/markup-compatibility/2006" xmlns:r="http://schemas.openxmlformats.org/officeDocument/2006/relationships" xmlns:w="http://schemas.openxmlformats.org/wordprocessingml/2006/main" xmlns:w14="http://schemas.microsoft.com/office/word/2010/wordml" xmlns:w15="http://schemas.microsoft.com/office/word/2012/wordml" xmlns:w16se="http://schemas.microsoft.com/office/word/2015/wordml/symex" mc:Ignorable="w14 w15 w16se">
+<w:styles xmlns:mc="http://schemas.openxmlformats.org/markup-compatibility/2006" xmlns:r="http://schemas.openxmlformats.org/officeDocument/2006/relationships" xmlns:w="http://schemas.openxmlformats.org/wordprocessingml/2006/main" xmlns:w14="http://schemas.microsoft.com/office/word/2010/wordml" xmlns:w15="http://schemas.microsoft.com/office/word/2012/wordml" xmlns:w16cex="http://schemas.microsoft.com/office/word/2018/wordml/cex" xmlns:w16cid="http://schemas.microsoft.com/office/word/2016/wordml/cid" xmlns:w16="http://schemas.microsoft.com/office/word/2018/wordml" xmlns:w16du="http://schemas.microsoft.com/office/word/2023/wordml/word16du" xmlns:w16sdtdh="http://schemas.microsoft.com/office/word/2020/wordml/sdtdatahash" xmlns:w16sdtfl="http://schemas.microsoft.com/office/word/2024/wordml/sdtformatlock" xmlns:w16se="http://schemas.microsoft.com/office/word/2015/wordml/symex" mc:Ignorable="w14 w15 w16se w16cid w16 w16cex w16sdtdh w16sdtfl w16du">
   <w:docDefaults>
     <w:rPrDefault>
       <w:rPr>
@@ -6871,7 +6960,7 @@
     </w:rPrDefault>
     <w:pPrDefault/>
   </w:docDefaults>
-  <w:latentStyles w:defLockedState="0" w:defUIPriority="99" w:defSemiHidden="0" w:defUnhideWhenUsed="0" w:defQFormat="0" w:count="371">
+  <w:latentStyles w:defLockedState="0" w:defUIPriority="99" w:defSemiHidden="0" w:defUnhideWhenUsed="0" w:defQFormat="0" w:count="376">
     <w:lsdException w:name="Normal" w:uiPriority="0" w:qFormat="1"/>
     <w:lsdException w:name="heading 1" w:uiPriority="9" w:qFormat="1"/>
     <w:lsdException w:name="heading 2" w:semiHidden="1" w:uiPriority="9" w:unhideWhenUsed="1" w:qFormat="1"/>
@@ -7243,6 +7332,11 @@
     <w:lsdException w:name="List Table 5 Dark Accent 6" w:uiPriority="50"/>
     <w:lsdException w:name="List Table 6 Colorful Accent 6" w:uiPriority="51"/>
     <w:lsdException w:name="List Table 7 Colorful Accent 6" w:uiPriority="52"/>
+    <w:lsdException w:name="Mention" w:semiHidden="1" w:unhideWhenUsed="1"/>
+    <w:lsdException w:name="Smart Hyperlink" w:semiHidden="1" w:unhideWhenUsed="1"/>
+    <w:lsdException w:name="Hashtag" w:semiHidden="1" w:unhideWhenUsed="1"/>
+    <w:lsdException w:name="Unresolved Mention" w:semiHidden="1" w:unhideWhenUsed="1"/>
+    <w:lsdException w:name="Smart Link" w:semiHidden="1" w:unhideWhenUsed="1"/>
   </w:latentStyles>
   <w:style w:type="paragraph" w:default="1" w:styleId="a">
     <w:name w:val="Normal"/>
